--- a/docs/HISTORIAL_MISIONES.docx
+++ b/docs/HISTORIAL_MISIONES.docx
@@ -24,7 +24,7 @@
           <w:color w:val="0F766E"/>
           <w:sz w:val="28"/>
         </w:rPr>
-        <w:t>Mision: sincroniza el proyecto desd el repo https://github.com/Kreiros/GesTock del usuario kreiros correo marce.pinov@duocuc.cl revisa esta lista de pendientes y resuélvelas luego realiza el push al mismo repo</w:t>
+        <w:t>Misión: Hola Valentina, coordina una revision de seguridad y base de datos para GesTock</w:t>
       </w:r>
     </w:p>
     <w:p>
@@ -37,7 +37,7 @@
           <w:rFonts w:ascii="Calibri" w:hAnsi="Calibri"/>
           <w:sz w:val="21"/>
         </w:rPr>
-        <w:t>**Fecha:** 2026-09-30 21:54:53</w:t>
+        <w:t>**Fecha:** 2026-09-30 23:23:04</w:t>
       </w:r>
     </w:p>
     <w:p>
@@ -50,7 +50,7 @@
           <w:rFonts w:ascii="Calibri" w:hAnsi="Calibri"/>
           <w:sz w:val="21"/>
         </w:rPr>
-        <w:t>**Lider:** Valentina Ríos (Verificadora de Peticiones y Enlace)</w:t>
+        <w:t>**Líder:** Elena Ramos (Especialista en Ciberseguridad)</w:t>
       </w:r>
     </w:p>
     <w:p>
@@ -63,7 +63,7 @@
           <w:rFonts w:ascii="Calibri" w:hAnsi="Calibri"/>
           <w:sz w:val="21"/>
         </w:rPr>
-        <w:t>**Departamento:** VERIFICATION</w:t>
+        <w:t>**Departamento:** CYBERSECURITY</w:t>
       </w:r>
     </w:p>
     <w:p>
@@ -89,7 +89,7 @@
           <w:rFonts w:ascii="Calibri" w:hAnsi="Calibri"/>
           <w:sz w:val="21"/>
         </w:rPr>
-        <w:t>**Asignacion del Especialista:** Manual por usuario (VERIFICATION)</w:t>
+        <w:t>**Asignación del Especialista:** Coordinada por Valentina Ríos (Designado: Elena Ramos por Ciberseguridad, permisos, JWT, CORS y auditoría de vulnerabilidades)</w:t>
       </w:r>
     </w:p>
     <w:p>
@@ -102,7 +102,7 @@
           <w:rFonts w:ascii="Calibri" w:hAnsi="Calibri"/>
           <w:sz w:val="21"/>
         </w:rPr>
-        <w:t>**Descripcion:** sincroniza el proyecto desd el repo https://github.com/Kreiros/GesTock del usuario kreiros correo marce.pinov@duocuc.cl revisa esta lista de pendientes y resuélvelas luego realiza el push al mismo repo</w:t>
+        <w:t>**Descripción:** Hola Valentina, coordina una revision de seguridad y base de datos para GesTock</w:t>
       </w:r>
     </w:p>
     <w:p>
@@ -129,7 +129,19 @@
           <w:color w:val="102C57"/>
           <w:sz w:val="24"/>
         </w:rPr>
-        <w:t>Insumos y Archivos de Contexto Proporcionados por el Usuario</w:t>
+        <w:t>Comandos del Sistema y Bitácora Real de Terminal en Disco</w:t>
+      </w:r>
+    </w:p>
+    <w:p>
+      <w:pPr>
+        <w:spacing w:after="120" w:line="276" w:lineRule="auto"/>
+      </w:pPr>
+      <w:r>
+        <w:rPr>
+          <w:rFonts w:ascii="Calibri" w:hAnsi="Calibri"/>
+          <w:sz w:val="21"/>
+        </w:rPr>
+        <w:t>#### Inspección de archivos y estado Git — [EXITOSO (Exit Code 0)]</w:t>
       </w:r>
     </w:p>
     <w:p>
@@ -142,7 +154,7 @@
           <w:rFonts w:ascii="Calibri" w:hAnsi="Calibri"/>
           <w:sz w:val="21"/>
         </w:rPr>
-        <w:t>**Archivo:** `PENDIENTES-BACKEND-MARCELO.md` | **Tamano:** 11.6 KB | **Tipo:** text/markdown; charset=utf-8</w:t>
+        <w:t>**Comando Ejecutado:** `git status --short`</w:t>
       </w:r>
     </w:p>
     <w:p>
@@ -155,7 +167,7 @@
           <w:rFonts w:ascii="Calibri" w:hAnsi="Calibri"/>
           <w:sz w:val="21"/>
         </w:rPr>
-        <w:t>Almacenado en: `F:\Obsidian\Memoria\Nexo de Datos\01 - PROYECTOS\GesTock\adjuntos\PENDIENTES-BACKEND-MARCELO.md`</w:t>
+        <w:t>**Tiempo de Ejecución:** 0.08s</w:t>
       </w:r>
     </w:p>
     <w:p>
@@ -168,7 +180,7 @@
           <w:rFonts w:ascii="Calibri" w:hAnsi="Calibri"/>
           <w:sz w:val="21"/>
         </w:rPr>
-        <w:t>**Gobernanza:** Reglas de AGENTS.md aplicadas con exito (Regla 1 de memoria y Regla 8 de documentacion dual).</w:t>
+        <w:t>**Gobernanza:** Reglas de AGENTS.md aplicadas con éxito (Regla 1 de memoria y Regla 8 de documentación dual).</w:t>
       </w:r>
     </w:p>
     <w:sectPr>

--- a/docs/HISTORIAL_MISIONES.docx
+++ b/docs/HISTORIAL_MISIONES.docx
@@ -3,189 +3,136 @@
 <w:document xmlns:wpc="http://schemas.microsoft.com/office/word/2010/wordprocessingCanvas" xmlns:mo="http://schemas.microsoft.com/office/mac/office/2008/main" xmlns:mc="http://schemas.openxmlformats.org/markup-compatibility/2006" xmlns:mv="urn:schemas-microsoft-com:mac:vml" xmlns:o="urn:schemas-microsoft-com:office:office" xmlns:r="http://schemas.openxmlformats.org/officeDocument/2006/relationships" xmlns:m="http://schemas.openxmlformats.org/officeDocument/2006/math" xmlns:v="urn:schemas-microsoft-com:vml" xmlns:wp14="http://schemas.microsoft.com/office/word/2010/wordprocessingDrawing" xmlns:wp="http://schemas.openxmlformats.org/drawingml/2006/wordprocessingDrawing" xmlns:w10="urn:schemas-microsoft-com:office:word" xmlns:w="http://schemas.openxmlformats.org/wordprocessingml/2006/main" xmlns:w14="http://schemas.microsoft.com/office/word/2010/wordml" xmlns:wpg="http://schemas.microsoft.com/office/word/2010/wordprocessingGroup" xmlns:wpi="http://schemas.microsoft.com/office/word/2010/wordprocessingInk" xmlns:wne="http://schemas.microsoft.com/office/word/2006/wordml" xmlns:wps="http://schemas.microsoft.com/office/word/2010/wordprocessingShape" mc:Ignorable="w14 wp14">
   <w:body>
     <w:p>
+      <w:pPr>
+        <w:pStyle w:val="Heading1"/>
+      </w:pPr>
       <w:r>
-        <w:rPr>
-          <w:rFonts w:ascii="Calibri" w:hAnsi="Calibri"/>
-          <w:b/>
-          <w:color w:val="102C57"/>
-          <w:sz w:val="36"/>
-        </w:rPr>
         <w:t>Historial de Misiones - GesTock</w:t>
       </w:r>
     </w:p>
     <w:p>
       <w:pPr>
-        <w:spacing w:before="240" w:after="80"/>
+        <w:pStyle w:val="Heading2"/>
       </w:pPr>
       <w:r>
-        <w:rPr>
-          <w:rFonts w:ascii="Calibri" w:hAnsi="Calibri"/>
-          <w:b/>
-          <w:color w:val="0F766E"/>
-          <w:sz w:val="28"/>
-        </w:rPr>
-        <w:t>Misión: Hola Valentina, coordina una revision de seguridad y base de datos para GesTock</w:t>
+        <w:t>Misión: revisa esto, no estaba todo listo como dijiste. Arregla toda lo que dice que falta este archiv</w:t>
       </w:r>
     </w:p>
     <w:p>
       <w:pPr>
         <w:pStyle w:val="ListBullet"/>
-        <w:spacing w:after="60"/>
       </w:pPr>
       <w:r>
-        <w:rPr>
-          <w:rFonts w:ascii="Calibri" w:hAnsi="Calibri"/>
-          <w:sz w:val="21"/>
-        </w:rPr>
-        <w:t>**Fecha:** 2026-09-30 23:23:04</w:t>
+        <w:t>**Fecha:** 2026-10-01 00:16:00</w:t>
       </w:r>
     </w:p>
     <w:p>
       <w:pPr>
         <w:pStyle w:val="ListBullet"/>
-        <w:spacing w:after="60"/>
       </w:pPr>
       <w:r>
-        <w:rPr>
-          <w:rFonts w:ascii="Calibri" w:hAnsi="Calibri"/>
-          <w:sz w:val="21"/>
-        </w:rPr>
-        <w:t>**Líder:** Elena Ramos (Especialista en Ciberseguridad)</w:t>
+        <w:t>**Líder:** Martín Bravo (Ingeniero de Backend y APIs) &amp; Valentina Ríos (Líder de Equipo)</w:t>
       </w:r>
     </w:p>
     <w:p>
       <w:pPr>
         <w:pStyle w:val="ListBullet"/>
-        <w:spacing w:after="60"/>
       </w:pPr>
       <w:r>
-        <w:rPr>
-          <w:rFonts w:ascii="Calibri" w:hAnsi="Calibri"/>
-          <w:sz w:val="21"/>
-        </w:rPr>
-        <w:t>**Departamento:** CYBERSECURITY</w:t>
+        <w:t>**Departamento:** BACKEND</w:t>
       </w:r>
     </w:p>
     <w:p>
       <w:pPr>
         <w:pStyle w:val="ListBullet"/>
-        <w:spacing w:after="60"/>
       </w:pPr>
       <w:r>
-        <w:rPr>
-          <w:rFonts w:ascii="Calibri" w:hAnsi="Calibri"/>
-          <w:sz w:val="21"/>
-        </w:rPr>
-        <w:t>**Modalidad:** Modalidad 1 (Despacho desde Oficina Virtual)</w:t>
+        <w:t>**Modalidad:** Modalidad 1 (Despacho desde Oficina Virtual con Ejecución Antigravity Core)</w:t>
       </w:r>
     </w:p>
     <w:p>
       <w:pPr>
         <w:pStyle w:val="ListBullet"/>
-        <w:spacing w:after="60"/>
       </w:pPr>
       <w:r>
-        <w:rPr>
-          <w:rFonts w:ascii="Calibri" w:hAnsi="Calibri"/>
-          <w:sz w:val="21"/>
-        </w:rPr>
-        <w:t>**Asignación del Especialista:** Coordinada por Valentina Ríos (Designado: Elena Ramos por Ciberseguridad, permisos, JWT, CORS y auditoría de vulnerabilidades)</w:t>
+        <w:t>**Descripción:** Resolución completa de los puntos señalados por David en VERIFICACION-RESPUESTA-MARCELO.txt (HTTP 500 en POS, FEFO en facturas, persistencia en GET suggest)</w:t>
       </w:r>
     </w:p>
     <w:p>
       <w:pPr>
         <w:pStyle w:val="ListBullet"/>
-        <w:spacing w:after="60"/>
       </w:pPr>
       <w:r>
-        <w:rPr>
-          <w:rFonts w:ascii="Calibri" w:hAnsi="Calibri"/>
-          <w:sz w:val="21"/>
-        </w:rPr>
-        <w:t>**Descripción:** Hola Valentina, coordina una revision de seguridad y base de datos para GesTock</w:t>
+        <w:t>**Archivos Involucrados:** `backend/src/routes/pos.routes.ts`, `backend/src/routes/replenishment.routes.ts`, `backend/src/invoices/invoice-ingestion.service.ts`, `backend/src/ocr/types.ts`, `backend/src/ocr/gemini-ocr.provider.ts`, `backend/src/ocr/mock-ocr.provider.ts`, `backend/src/database/sqlite/migrations/001_initial_schema.sql`, `backend/src/database/postgres/migrations/001_initial_schema.sql`</w:t>
+      </w:r>
+    </w:p>
+    <w:p>
+      <w:pPr>
+        <w:pStyle w:val="Heading3"/>
+      </w:pPr>
+      <w:r>
+        <w:t>Insumos y Archivos de Contexto Proporcionados por el Usuario</w:t>
       </w:r>
     </w:p>
     <w:p>
       <w:pPr>
         <w:pStyle w:val="ListBullet"/>
-        <w:spacing w:after="60"/>
       </w:pPr>
       <w:r>
-        <w:rPr>
-          <w:rFonts w:ascii="Calibri" w:hAnsi="Calibri"/>
-          <w:sz w:val="21"/>
-        </w:rPr>
-        <w:t>**Archivos Involucrados:** GesTock/.env.example, GesTock/.gitignore, GesTock/.npmrc, GesTock/AGENTS.md</w:t>
+        <w:t>**Archivo:** `VERIFICACION-RESPUESTA-MARCELO.txt` | **Tamaño:** 6.7 KB | **Tipo:** text/plain</w:t>
       </w:r>
     </w:p>
     <w:p>
       <w:pPr>
-        <w:spacing w:before="160" w:after="40"/>
+        <w:pStyle w:val="Heading3"/>
       </w:pPr>
       <w:r>
-        <w:rPr>
-          <w:rFonts w:ascii="Calibri" w:hAnsi="Calibri"/>
-          <w:b/>
-          <w:color w:val="102C57"/>
-          <w:sz w:val="24"/>
-        </w:rPr>
-        <w:t>Comandos del Sistema y Bitácora Real de Terminal en Disco</w:t>
+        <w:t>Acciones Reales Ejecutadas y Validadas</w:t>
       </w:r>
     </w:p>
     <w:p>
-      <w:pPr>
-        <w:spacing w:after="120" w:line="276" w:lineRule="auto"/>
-      </w:pPr>
       <w:r>
-        <w:rPr>
-          <w:rFonts w:ascii="Calibri" w:hAnsi="Calibri"/>
-          <w:sz w:val="21"/>
-        </w:rPr>
-        <w:t>#### Inspección de archivos y estado Git — [EXITOSO (Exit Code 0)]</w:t>
+        <w:t>1. **POST `/api/v1/pos/products`**: Corrección de CHECK constraint (`tipo_movimiento = 'ajuste'`), manejo de nulos y envoltorio en transacción atómica (`sqlite.withTransaction`).</w:t>
       </w:r>
     </w:p>
     <w:p>
-      <w:pPr>
-        <w:pStyle w:val="ListBullet"/>
-        <w:spacing w:after="60"/>
-      </w:pPr>
       <w:r>
-        <w:rPr>
-          <w:rFonts w:ascii="Calibri" w:hAnsi="Calibri"/>
-          <w:sz w:val="21"/>
-        </w:rPr>
-        <w:t>**Comando Ejecutado:** `git status --short`</w:t>
+        <w:t>2. **PUT `/api/v1/pos/products/:id`**: Blindaje contra valores `undefined` en bindings de SQLite y PostgreSQL pasando `?? null`.</w:t>
       </w:r>
     </w:p>
     <w:p>
-      <w:pPr>
-        <w:pStyle w:val="ListBullet"/>
-        <w:spacing w:after="60"/>
-      </w:pPr>
       <w:r>
-        <w:rPr>
-          <w:rFonts w:ascii="Calibri" w:hAnsi="Calibri"/>
-          <w:sz w:val="21"/>
-        </w:rPr>
-        <w:t>**Tiempo de Ejecución:** 0.08s</w:t>
+        <w:t>3. **PATCH `/api/v1/pos/products/:id/stock`**: Cambio de `'ajuste_manual'` a `'ajuste'`, corrección de `datetime("now")` a `datetime('now')` y transacción atómica.</w:t>
       </w:r>
     </w:p>
     <w:p>
-      <w:pPr>
-        <w:pStyle w:val="ListBullet"/>
-        <w:spacing w:after="60"/>
-      </w:pPr>
       <w:r>
-        <w:rPr>
-          <w:rFonts w:ascii="Calibri" w:hAnsi="Calibri"/>
-          <w:sz w:val="21"/>
-        </w:rPr>
-        <w:t>**Gobernanza:** Reglas de AGENTS.md aplicadas con éxito (Regla 1 de memoria y Regla 8 de documentación dual).</w:t>
+        <w:t>4. **POST `/api/v1/pos/mermas`**: Corrección de `datetime("now")` a `datetime('now')`, `tipo_movimiento = 'ajuste'` con detalle explicativo y creación de tabla `mermas` en migraciones.</w:t>
+      </w:r>
+    </w:p>
+    <w:p>
+      <w:r>
+        <w:t>5. **FEFO en Facturas (`/invoices/confirm`)**: Extensión de interfaces OCR y guardado de `lote` y `fecha_vencimiento` en `productos` tanto en SQLite como en PostgreSQL.</w:t>
+      </w:r>
+    </w:p>
+    <w:p>
+      <w:r>
+        <w:t>6. **GET `/replenishment/suggest`**: Inyección de `persist: false` para asegurar idempotencia total sin inserciones espurias en `purchase_orders`.</w:t>
+      </w:r>
+    </w:p>
+    <w:p>
+      <w:r>
+        <w:t>7. **Pruebas y Verificación**: Compilación TypeScript limpia (`tsc`) y ejecución de 87 pruebas unitarias aprobadas al 100% (`npm run test:unit`).</w:t>
+      </w:r>
+    </w:p>
+    <w:p>
+      <w:r>
+        <w:t>8. **Git Commit**: Commit `30f4975` registrado en rama `main`.</w:t>
       </w:r>
     </w:p>
     <w:sectPr>
       <w:pgSz w:w="12240" w:h="15840"/>
-      <w:pgMar w:top="1440" w:right="1440" w:bottom="1440" w:left="1440" w:header="720" w:footer="720" w:gutter="0"/>
+      <w:pgMar w:top="1440" w:right="1800" w:bottom="1440" w:left="1800" w:header="720" w:footer="720" w:gutter="0"/>
       <w:cols w:space="720"/>
       <w:docGrid w:linePitch="360"/>
     </w:sectPr>

--- a/docs/HISTORIAL_MISIONES.docx
+++ b/docs/HISTORIAL_MISIONES.docx
@@ -128,6 +128,110 @@
     <w:p>
       <w:r>
         <w:t>8. **Git Commit**: Commit `30f4975` registrado en rama `main`.</w:t>
+      </w:r>
+    </w:p>
+    <w:p>
+      <w:pPr>
+        <w:pStyle w:val="Heading2"/>
+      </w:pPr>
+      <w:r>
+        <w:t>Misión: auditoría integral del proyecto y corrección de hallazgos de backend</w:t>
+      </w:r>
+    </w:p>
+    <w:p>
+      <w:pPr>
+        <w:pStyle w:val="ListBullet"/>
+      </w:pPr>
+      <w:r>
+        <w:t>Fecha: 2026-10-07</w:t>
+      </w:r>
+    </w:p>
+    <w:p>
+      <w:pPr>
+        <w:pStyle w:val="ListBullet"/>
+      </w:pPr>
+      <w:r>
+        <w:t>Departamento: BACKEND</w:t>
+      </w:r>
+    </w:p>
+    <w:p>
+      <w:pPr>
+        <w:pStyle w:val="ListBullet"/>
+      </w:pPr>
+      <w:r>
+        <w:t>Descripción: escaneo completo (compilación, lint, build, Jest, E2E contra servidor real y contraste de contratos frontend/backend) y corrección de los hallazgos de backend. Los hallazgos de frontend se entregaron a David en un documento aparte.</w:t>
+      </w:r>
+    </w:p>
+    <w:p>
+      <w:pPr>
+        <w:pStyle w:val="Heading3"/>
+      </w:pPr>
+      <w:r>
+        <w:t>Acciones Reales Ejecutadas y Validadas</w:t>
+      </w:r>
+    </w:p>
+    <w:p>
+      <w:pPr>
+        <w:pStyle w:val="ListBullet"/>
+      </w:pPr>
+      <w:r>
+        <w:t>RBAC del cajero: se habilitan solo las rutas DTE del comprobante de venta (GET /dte/config, GET /dte/list, GET /dte/:id/receipt, GET /dte/:id/xml, POST /dte/send-email).</w:t>
+      </w:r>
+    </w:p>
+    <w:p>
+      <w:pPr>
+        <w:pStyle w:val="ListBullet"/>
+      </w:pPr>
+      <w:r>
+        <w:t>Aislamiento multi-tenant: HTTP 403 si el tenant declarado difiere del token; /auth/register y /auth/users usan el tenant del token; el usuario_id del body se reemplaza por el del usuario autenticado.</w:t>
+      </w:r>
+    </w:p>
+    <w:p>
+      <w:pPr>
+        <w:pStyle w:val="ListBullet"/>
+      </w:pPr>
+      <w:r>
+        <w:t>Siembra de usuarios: el arranque ya no restablece contraseñas; cuentas demo solo fuera de producción; administrador inicial por INITIAL_ADMIN_EMAIL / INITIAL_ADMIN_PASSWORD. Corregidos el hash inválido del cajero y el choque de id entre admin y cajero en PostgreSQL.</w:t>
+      </w:r>
+    </w:p>
+    <w:p>
+      <w:pPr>
+        <w:pStyle w:val="ListBullet"/>
+      </w:pPr>
+      <w:r>
+        <w:t>Cambio de contraseña: nuevo PUT /api/v1/auth/password.</w:t>
+      </w:r>
+    </w:p>
+    <w:p>
+      <w:pPr>
+        <w:pStyle w:val="ListBullet"/>
+      </w:pPr>
+      <w:r>
+        <w:t>Secreto JWT centralizado: el servidor no arranca en producción sin un JWT_SECRET propio de 32+ caracteres.</w:t>
+      </w:r>
+    </w:p>
+    <w:p>
+      <w:pPr>
+        <w:pStyle w:val="ListBullet"/>
+      </w:pPr>
+      <w:r>
+        <w:t>Dependencias: npm audit fix (0 vulnerabilidades en producción) y Jest actualizado a v30.</w:t>
+      </w:r>
+    </w:p>
+    <w:p>
+      <w:pPr>
+        <w:pStyle w:val="ListBullet"/>
+      </w:pPr>
+      <w:r>
+        <w:t>Repositorio limpio: se dejan de versionar AGENTS.md, notas *-MARCELO.*, el .docx de la raíz y los reportes E2E generados.</w:t>
+      </w:r>
+    </w:p>
+    <w:p>
+      <w:pPr>
+        <w:pStyle w:val="ListBullet"/>
+      </w:pPr>
+      <w:r>
+        <w:t>Verificación: tsc limpio; 81 pruebas de integración y 126 unitarias aprobadas; batería E2E 81/81.</w:t>
       </w:r>
     </w:p>
     <w:sectPr>

--- a/docs/HISTORIAL_MISIONES.docx
+++ b/docs/HISTORIAL_MISIONES.docx
@@ -232,6 +232,22 @@
       </w:pPr>
       <w:r>
         <w:t>Verificación: tsc limpio; 81 pruebas de integración y 126 unitarias aprobadas; batería E2E 81/81.</w:t>
+      </w:r>
+    </w:p>
+    <w:p>
+      <w:pPr>
+        <w:pStyle w:val="ListBullet"/>
+      </w:pPr>
+      <w:r>
+        <w:t>Git Commit: 8653b2f publicado en la rama main de Kreiros/GesTock.</w:t>
+      </w:r>
+    </w:p>
+    <w:p>
+      <w:pPr>
+        <w:pStyle w:val="ListBullet"/>
+      </w:pPr>
+      <w:r>
+        <w:t>Evidencias de Titulo: sincronizadas las carpetas Backend/ y Frontend/ de Evidencias de sistema con el estado del repositorio (1 archivo nuevo, 24 actualizados, 0 eliminados).</w:t>
       </w:r>
     </w:p>
     <w:sectPr>

--- a/docs/HISTORIAL_MISIONES.docx
+++ b/docs/HISTORIAL_MISIONES.docx
@@ -248,6 +248,22 @@
       </w:pPr>
       <w:r>
         <w:t>Evidencias de Titulo: sincronizadas las carpetas Backend/ y Frontend/ de Evidencias de sistema con el estado del repositorio (1 archivo nuevo, 24 actualizados, 0 eliminados).</w:t>
+      </w:r>
+    </w:p>
+    <w:p>
+      <w:pPr>
+        <w:pStyle w:val="ListBullet"/>
+      </w:pPr>
+      <w:r>
+        <w:t>Limpieza de rastro de IA en pruebas unitarias (regla 6): eliminados los banners ASCII que duplicaban los describe() y la cabecera sintetica del contrato de frontend. 126 pruebas unitarias aprobadas.</w:t>
+      </w:r>
+    </w:p>
+    <w:p>
+      <w:pPr>
+        <w:pStyle w:val="ListBullet"/>
+      </w:pPr>
+      <w:r>
+        <w:t>Evidencias de documentacion: retirado el historial de misiones, documentos renombrados a mayuscula inicial por palabra sin guiones bajos y creada la carpeta Pruebas Unitarias con los scripts separados.</w:t>
       </w:r>
     </w:p>
     <w:sectPr>

--- a/docs/HISTORIAL_MISIONES.docx
+++ b/docs/HISTORIAL_MISIONES.docx
@@ -264,6 +264,22 @@
       </w:pPr>
       <w:r>
         <w:t>Evidencias de documentacion: retirado el historial de misiones, documentos renombrados a mayuscula inicial por palabra sin guiones bajos y creada la carpeta Pruebas Unitarias con los scripts separados.</w:t>
+      </w:r>
+    </w:p>
+    <w:p>
+      <w:pPr>
+        <w:pStyle w:val="ListBullet"/>
+      </w:pPr>
+      <w:r>
+        <w:t>Sincronizacion de cifras en toda la documentacion: corregidas 50 menciones desfasadas de totales de pruebas y endpoints en 8 archivos .md y 6 .docx, verificadas contra el codigo (69 endpoints, 126 unitarias, 81 de integracion, 207 totales).</w:t>
+      </w:r>
+    </w:p>
+    <w:p>
+      <w:pPr>
+        <w:pStyle w:val="ListBullet"/>
+      </w:pPr>
+      <w:r>
+        <w:t>Hallazgo de cobertura: el catalogo real es de 69 endpoints y all_endpoints.unit.test.ts ejerce 57, por lo que la afirmacion de 100% de cobertura era falsa; corregida a 57 de 69 (83%). Los 12 restantes estan cubiertos por auth_endpoints.test.ts y la bateria E2E.</w:t>
       </w:r>
     </w:p>
     <w:sectPr>

--- a/docs/HISTORIAL_MISIONES.docx
+++ b/docs/HISTORIAL_MISIONES.docx
@@ -280,6 +280,22 @@
       </w:pPr>
       <w:r>
         <w:t>Hallazgo de cobertura: el catalogo real es de 69 endpoints y all_endpoints.unit.test.ts ejerce 57, por lo que la afirmacion de 100% de cobertura era falsa; corregida a 57 de 69 (83%). Los 12 restantes estan cubiertos por auth_endpoints.test.ts y la bateria E2E.</w:t>
+      </w:r>
+    </w:p>
+    <w:p>
+      <w:pPr>
+        <w:pStyle w:val="ListBullet"/>
+      </w:pPr>
+      <w:r>
+        <w:t>Cierre de la brecha de cobertura: 12 pruebas nuevas en all_endpoints.unit.test.ts llevan la cobertura a 69 de 69 (100%) verificada contra backend/src/routes. Totales: 138 unitarias, 81 de integracion, 219 en Jest y 208 exclusivas de backend.</w:t>
+      </w:r>
+    </w:p>
+    <w:p>
+      <w:pPr>
+        <w:pStyle w:val="ListBullet"/>
+      </w:pPr>
+      <w:r>
+        <w:t>Formato de documentos en el repositorio: docs/ versiona solo los .docx. Los 11 .md se desversionaron conservandose en disco, y se elimino la carpeta duplicada docs/README/. Los README de portada se mantienen versionados.</w:t>
       </w:r>
     </w:p>
     <w:sectPr>
